--- a/data/templates/typical-contract-ooo.docx
+++ b/data/templates/typical-contract-ooo.docx
@@ -2,6 +2,51 @@
 <file path=word/document.xml><?xml version="1.0" encoding="utf-8"?>
 <w:document xmlns:wpc="http://schemas.microsoft.com/office/word/2010/wordprocessingCanvas" xmlns:cx="http://schemas.microsoft.com/office/drawing/2014/chartex" xmlns:cx1="http://schemas.microsoft.com/office/drawing/2015/9/8/chartex" xmlns:cx2="http://schemas.microsoft.com/office/drawing/2015/10/21/chartex" xmlns:cx3="http://schemas.microsoft.com/office/drawing/2016/5/9/chartex" xmlns:cx4="http://schemas.microsoft.com/office/drawing/2016/5/10/chartex" xmlns:cx5="http://schemas.microsoft.com/office/drawing/2016/5/11/chartex" xmlns:cx6="http://schemas.microsoft.com/office/drawing/2016/5/12/chartex" xmlns:cx7="http://schemas.microsoft.com/office/drawing/2016/5/13/chartex" xmlns:cx8="http://schemas.microsoft.com/office/drawing/2016/5/14/chartex" xmlns:mc="http://schemas.openxmlformats.org/markup-compatibility/2006" xmlns:aink="http://schemas.microsoft.com/office/drawing/2016/ink" xmlns:am3d="http://schemas.microsoft.com/office/drawing/2017/model3d" xmlns:o="urn:schemas-microsoft-com:office:office" xmlns:oel="http://schemas.microsoft.com/office/2019/extlst" xmlns:r="http://schemas.openxmlformats.org/officeDocument/2006/relationships" xmlns:m="http://schemas.openxmlformats.org/officeDocument/2006/math" xmlns:v="urn:schemas-microsoft-com:vml" xmlns:wp14="http://schemas.microsoft.com/office/word/2010/wordprocessingDrawing" xmlns:wp="http://schemas.openxmlformats.org/drawingml/2006/wordprocessingDrawing" xmlns:w10="urn:schemas-microsoft-com:office:word" xmlns:w="http://schemas.openxmlformats.org/wordprocessingml/2006/main" xmlns:w14="http://schemas.microsoft.com/office/word/2010/wordml" xmlns:w15="http://schemas.microsoft.com/office/word/2012/wordml" xmlns:w16cex="http://schemas.microsoft.com/office/word/2018/wordml/cex" xmlns:w16cid="http://schemas.microsoft.com/office/word/2016/wordml/cid" xmlns:w16="http://schemas.microsoft.com/office/word/2018/wordml" xmlns:w16du="http://schemas.microsoft.com/office/word/2023/wordml/word16du" xmlns:w16sdtdh="http://schemas.microsoft.com/office/word/2020/wordml/sdtdatahash" xmlns:w16sdtfl="http://schemas.microsoft.com/office/word/2024/wordml/sdtformatlock" xmlns:w16se="http://schemas.microsoft.com/office/word/2015/wordml/symex" xmlns:wpg="http://schemas.microsoft.com/office/word/2010/wordprocessingGroup" xmlns:wpi="http://schemas.microsoft.com/office/word/2010/wordprocessingInk" xmlns:wne="http://schemas.microsoft.com/office/word/2006/wordml" xmlns:wps="http://schemas.microsoft.com/office/word/2010/wordprocessingShape" mc:Ignorable="w14 w15 w16se w16cid w16 w16cex w16sdtdh w16sdtfl w16du wp14">
   <w:body>
+    <w:tbl>
+      <w:tblPr>
+        <w:tblW w:w="5000" w:type="pct"/>
+        <w:tblBorders>
+          <w:bottom w:val="single" w:sz="12" w:space="0" w:color="2563EB"/>
+        </w:tblBorders>
+      </w:tblPr>
+      <w:tr>
+        <w:tc>
+          <w:tcPr>
+            <w:shd w:val="clear" w:color="auto" w:fill="FFFFFF"/>
+          </w:tcPr>
+          <w:p>
+            <w:pPr>
+              <w:jc w:val="center"/>
+            </w:pPr>
+            <w:r>
+              <w:rPr>
+                <w:b/>
+                <w:sz w:val="32"/>
+                <w:color w:val="111827"/>
+              </w:rPr>
+              <w:t>ДОГОВОР</w:t>
+            </w:r>
+          </w:p>
+          <w:p>
+            <w:pPr>
+              <w:jc w:val="center"/>
+            </w:pPr>
+            <w:r>
+              <w:rPr>
+                <w:sz w:val="18"/>
+                <w:color w:val="6B7280"/>
+              </w:rPr>
+              <w:t xml:space="preserve">поставки зуботехнических работ · Legal Design</w:t>
+            </w:r>
+          </w:p>
+        </w:tc>
+      </w:tr>
+    </w:tbl>
+    <w:p>
+      <w:r>
+        <w:t xml:space="preserve"> </w:t>
+      </w:r>
+    </w:p>
     <w:p>
       <w:pPr>
         <w:pStyle w:val="a3"/>
@@ -52,7 +97,7 @@
         <w:rPr>
           <w:b/>
           <w:bCs/>
-          <w:color w:val="FF0000"/>
+          <w:color w:val="2563EB"/>
         </w:rPr>
         <w:t>номер</w:t>
       </w:r>
@@ -81,7 +126,7 @@
         <w:ind w:right="989"/>
         <w:jc w:val="center"/>
         <w:rPr>
-          <w:color w:val="FF0000"/>
+          <w:color w:val="2563EB"/>
           <w:spacing w:val="-5"/>
         </w:rPr>
       </w:pPr>
@@ -108,7 +153,7 @@
       </w:r>
       <w:r>
         <w:rPr>
-          <w:color w:val="FF0000"/>
+          <w:color w:val="2563EB"/>
         </w:rPr>
         <w:t>дата</w:t>
       </w:r>
@@ -380,27 +425,27 @@
       </w:r>
       <w:r>
         <w:rPr>
-          <w:color w:val="FF0000"/>
+          <w:color w:val="2563EB"/>
         </w:rPr>
         <w:t>«</w:t>
       </w:r>
       <w:r>
         <w:rPr>
-          <w:color w:val="FF0000"/>
+          <w:color w:val="2563EB"/>
           <w:u w:val="single"/>
         </w:rPr>
         <w:t>ООО</w:t>
       </w:r>
       <w:r>
         <w:rPr>
-          <w:color w:val="FF0000"/>
+          <w:color w:val="2563EB"/>
           <w:spacing w:val="-6"/>
         </w:rPr>
         <w:t>»,</w:t>
       </w:r>
       <w:r>
         <w:rPr>
-          <w:color w:val="FF0000"/>
+          <w:color w:val="2563EB"/>
           <w:spacing w:val="-6"/>
         </w:rPr>
         <w:t xml:space="preserve"> ИНН</w:t>
@@ -458,7 +503,7 @@
       </w:r>
       <w:r>
         <w:rPr>
-          <w:color w:val="FF0000"/>
+          <w:color w:val="2563EB"/>
           <w:u w:val="single"/>
         </w:rPr>
         <w:t>ФИО</w:t>
@@ -542,7 +587,7 @@
           <w:pgSz w:w="11910" w:h="16840"/>
           <w:pgMar w:top="620" w:right="140" w:bottom="460" w:left="1020" w:header="0" w:footer="275" w:gutter="0"/>
           <w:pgNumType w:start="1"/>
-          <w:cols w:space="720"/>
+          <w:cols w:num="2" w:space="720"/>
           <w:noEndnote/>
         </w:sectPr>
       </w:pPr>
@@ -5607,7 +5652,7 @@
         <w:sectPr>
           <w:pgSz w:w="11910" w:h="16840"/>
           <w:pgMar w:top="840" w:right="140" w:bottom="460" w:left="1020" w:header="0" w:footer="275" w:gutter="0"/>
-          <w:cols w:space="720"/>
+          <w:cols w:num="2" w:space="720"/>
           <w:noEndnote/>
         </w:sectPr>
       </w:pPr>
@@ -8215,7 +8260,7 @@
         <w:sectPr>
           <w:pgSz w:w="11910" w:h="16840"/>
           <w:pgMar w:top="840" w:right="140" w:bottom="460" w:left="1020" w:header="0" w:footer="275" w:gutter="0"/>
-          <w:cols w:space="720"/>
+          <w:cols w:num="2" w:space="720"/>
           <w:noEndnote/>
         </w:sectPr>
       </w:pPr>
@@ -8607,7 +8652,7 @@
       </w:pPr>
       <w:r>
         <w:rPr>
-          <w:color w:val="FF0000"/>
+          <w:color w:val="2563EB"/>
           <w:u w:val="single"/>
         </w:rPr>
         <w:t>почта</w:t>
@@ -10620,7 +10665,7 @@
         <w:sectPr>
           <w:pgSz w:w="11910" w:h="16840"/>
           <w:pgMar w:top="840" w:right="140" w:bottom="460" w:left="1020" w:header="0" w:footer="275" w:gutter="0"/>
-          <w:cols w:space="720"/>
+          <w:cols w:num="2" w:space="720"/>
           <w:noEndnote/>
         </w:sectPr>
       </w:pPr>
@@ -11117,7 +11162,7 @@
               <w:spacing w:line="240" w:lineRule="atLeast"/>
               <w:ind w:left="1675" w:right="503"/>
               <w:rPr>
-                <w:color w:val="FF0000"/>
+                <w:color w:val="2563EB"/>
                 <w:spacing w:val="-4"/>
                 <w:sz w:val="18"/>
                 <w:szCs w:val="18"/>
@@ -11125,7 +11170,7 @@
             </w:pPr>
             <w:r>
               <w:rPr>
-                <w:color w:val="FF0000"/>
+                <w:color w:val="2563EB"/>
                 <w:spacing w:val="-4"/>
                 <w:sz w:val="18"/>
                 <w:szCs w:val="18"/>
@@ -11666,7 +11711,7 @@
               <w:overflowPunct w:val="0"/>
               <w:spacing w:line="199" w:lineRule="exact"/>
               <w:rPr>
-                <w:color w:val="FF0000"/>
+                <w:color w:val="2563EB"/>
                 <w:spacing w:val="-2"/>
                 <w:sz w:val="18"/>
                 <w:szCs w:val="18"/>
@@ -11682,7 +11727,7 @@
             </w:r>
             <w:r>
               <w:rPr>
-                <w:color w:val="FF0000"/>
+                <w:color w:val="2563EB"/>
                 <w:spacing w:val="-2"/>
                 <w:sz w:val="18"/>
                 <w:szCs w:val="18"/>
@@ -11986,7 +12031,7 @@
         <w:sectPr>
           <w:pgSz w:w="11910" w:h="16840"/>
           <w:pgMar w:top="1000" w:right="140" w:bottom="460" w:left="1020" w:header="0" w:footer="275" w:gutter="0"/>
-          <w:cols w:space="720"/>
+          <w:cols w:num="2" w:space="720"/>
           <w:noEndnote/>
         </w:sectPr>
       </w:pPr>
@@ -12085,7 +12130,7 @@
           <w:footerReference w:type="default" r:id="rId23"/>
           <w:pgSz w:w="11910" w:h="16840"/>
           <w:pgMar w:top="900" w:right="140" w:bottom="460" w:left="1020" w:header="715" w:footer="275" w:gutter="0"/>
-          <w:cols w:space="720"/>
+          <w:cols w:num="2" w:space="720"/>
           <w:noEndnote/>
         </w:sectPr>
       </w:pPr>
@@ -12182,7 +12227,7 @@
         <w:sectPr>
           <w:pgSz w:w="11910" w:h="16840"/>
           <w:pgMar w:top="900" w:right="140" w:bottom="460" w:left="1020" w:header="715" w:footer="275" w:gutter="0"/>
-          <w:cols w:space="720"/>
+          <w:cols w:num="2" w:space="720"/>
           <w:noEndnote/>
         </w:sectPr>
       </w:pPr>
@@ -12279,7 +12324,7 @@
         <w:sectPr>
           <w:pgSz w:w="11910" w:h="16840"/>
           <w:pgMar w:top="900" w:right="140" w:bottom="460" w:left="1020" w:header="715" w:footer="275" w:gutter="0"/>
-          <w:cols w:space="720"/>
+          <w:cols w:num="2" w:space="720"/>
           <w:noEndnote/>
         </w:sectPr>
       </w:pPr>
@@ -12372,7 +12417,7 @@
         <w:sectPr>
           <w:pgSz w:w="11910" w:h="16840"/>
           <w:pgMar w:top="900" w:right="140" w:bottom="460" w:left="1020" w:header="715" w:footer="275" w:gutter="0"/>
-          <w:cols w:space="720"/>
+          <w:cols w:num="2" w:space="720"/>
           <w:noEndnote/>
         </w:sectPr>
       </w:pPr>
@@ -12469,7 +12514,7 @@
         <w:sectPr>
           <w:pgSz w:w="11910" w:h="16840"/>
           <w:pgMar w:top="900" w:right="140" w:bottom="460" w:left="1020" w:header="715" w:footer="275" w:gutter="0"/>
-          <w:cols w:space="720"/>
+          <w:cols w:num="2" w:space="720"/>
           <w:noEndnote/>
         </w:sectPr>
       </w:pPr>
@@ -12566,7 +12611,7 @@
         <w:sectPr>
           <w:pgSz w:w="11910" w:h="16840"/>
           <w:pgMar w:top="900" w:right="140" w:bottom="460" w:left="1020" w:header="715" w:footer="275" w:gutter="0"/>
-          <w:cols w:space="720"/>
+          <w:cols w:num="2" w:space="720"/>
           <w:noEndnote/>
         </w:sectPr>
       </w:pPr>
@@ -16700,7 +16745,7 @@
           <w:footerReference w:type="default" r:id="rId30"/>
           <w:pgSz w:w="11910" w:h="16840"/>
           <w:pgMar w:top="1040" w:right="140" w:bottom="460" w:left="1020" w:header="859" w:footer="275" w:gutter="0"/>
-          <w:cols w:space="720"/>
+          <w:cols w:num="2" w:space="720"/>
           <w:noEndnote/>
         </w:sectPr>
       </w:pPr>
@@ -16799,7 +16844,7 @@
           <w:footerReference w:type="default" r:id="rId33"/>
           <w:pgSz w:w="11910" w:h="16840"/>
           <w:pgMar w:top="1040" w:right="140" w:bottom="460" w:left="1020" w:header="859" w:footer="275" w:gutter="0"/>
-          <w:cols w:space="720"/>
+          <w:cols w:num="2" w:space="720"/>
           <w:noEndnote/>
         </w:sectPr>
       </w:pPr>
@@ -16896,7 +16941,7 @@
         <w:sectPr>
           <w:pgSz w:w="11910" w:h="16840"/>
           <w:pgMar w:top="1040" w:right="140" w:bottom="460" w:left="1020" w:header="859" w:footer="275" w:gutter="0"/>
-          <w:cols w:space="720"/>
+          <w:cols w:num="2" w:space="720"/>
           <w:noEndnote/>
         </w:sectPr>
       </w:pPr>
@@ -21340,7 +21385,7 @@
       <w:footerReference w:type="default" r:id="rId36"/>
       <w:pgSz w:w="11910" w:h="16840"/>
       <w:pgMar w:top="1040" w:right="140" w:bottom="460" w:left="1020" w:header="859" w:footer="275" w:gutter="0"/>
-      <w:cols w:space="720"/>
+      <w:cols w:num="2" w:space="720"/>
       <w:noEndnote/>
     </w:sectPr>
   </w:body>
